--- a/klagomålsmail/A 10780-2025 FSC-klagomål mail.docx
+++ b/klagomålsmail/A 10780-2025 FSC-klagomål mail.docx
@@ -11,7 +11,7 @@
     </w:p>
     <w:p>
       <w:r>
-        <w:t>Vi vill informera om att det i avverkningsanmälan A 10780-2025 i Gotlands kommun har hittats 1 naturvårdsarter varav 1 är rödlistade.</w:t>
+        <w:t>Vi vill informera om att det i avverkningsanmälan A 10780-2025 i Gotlands kommun har hittats 15 naturvårdsarter varav 5 är rödlistade.</w:t>
       </w:r>
     </w:p>
     <w:p>

--- a/klagomålsmail/A 10780-2025 FSC-klagomål mail.docx
+++ b/klagomålsmail/A 10780-2025 FSC-klagomål mail.docx
@@ -11,7 +11,7 @@
     </w:p>
     <w:p>
       <w:r>
-        <w:t>Vi vill informera om att det i avverkningsanmälan A 10780-2025 i Gotlands kommun har hittats 15 naturvårdsarter varav 5 är rödlistade.</w:t>
+        <w:t>Vi vill informera om att det i avverkningsanmälan A 10780-2025 i Gotlands kommun har hittats 20 naturvårdsarter varav 7 är rödlistade.</w:t>
       </w:r>
     </w:p>
     <w:p>

--- a/klagomålsmail/A 10780-2025 FSC-klagomål mail.docx
+++ b/klagomålsmail/A 10780-2025 FSC-klagomål mail.docx
@@ -11,7 +11,7 @@
     </w:p>
     <w:p>
       <w:r>
-        <w:t>Vi vill informera om att det i avverkningsanmälan A 10780-2025 i Gotlands kommun har hittats 20 naturvårdsarter varav 7 är rödlistade.</w:t>
+        <w:t>Vi vill informera om att det i avverkningsanmälan A 10780-2025 i Gotlands kommun har hittats 21 naturvårdsarter varav 8 är rödlistade.</w:t>
       </w:r>
     </w:p>
     <w:p>

--- a/klagomålsmail/A 10780-2025 FSC-klagomål mail.docx
+++ b/klagomålsmail/A 10780-2025 FSC-klagomål mail.docx
@@ -11,7 +11,7 @@
     </w:p>
     <w:p>
       <w:r>
-        <w:t>Vi vill informera om att det i avverkningsanmälan A 10780-2025 i Gotlands kommun har hittats 21 naturvårdsarter varav 8 är rödlistade.</w:t>
+        <w:t>Vi vill informera om att det i avverkningsanmälan A 10780-2025 i Gotlands kommun har hittats 35 naturvårdsarter varav 17 är rödlistade.</w:t>
       </w:r>
     </w:p>
     <w:p>

--- a/klagomålsmail/A 10780-2025 FSC-klagomål mail.docx
+++ b/klagomålsmail/A 10780-2025 FSC-klagomål mail.docx
@@ -11,7 +11,7 @@
     </w:p>
     <w:p>
       <w:r>
-        <w:t>Vi vill informera om att det i avverkningsanmälan A 10780-2025 i Gotlands kommun har hittats 35 naturvårdsarter varav 17 är rödlistade.</w:t>
+        <w:t>Vi vill informera om att det i avverkningsanmälan A 10780-2025 i Gotlands kommun har hittats 36 naturvårdsarter varav 18 är rödlistade.</w:t>
       </w:r>
     </w:p>
     <w:p>
